--- a/docs/resources/Improving_heat_pump_outcomes_in_social_housing_-_a_practical_action_guide.docx
+++ b/docs/resources/Improving_heat_pump_outcomes_in_social_housing_-_a_practical_action_guide.docx
@@ -11,6 +11,43 @@
       </w:r>
       <w:r>
         <w:t>a practical action guide</w:t>
+      </w:r>
+    </w:p>
+    <w:p>
+      <w:pPr>
+        <w:pStyle w:val="Heading2"/>
+      </w:pPr>
+      <w:r>
+        <w:t xml:space="preserve">FUNDED BY </w:t>
+      </w:r>
+      <w:r>
+        <w:t>INNOVATE UK AS PART OF THE NET ZERO LIVING PROGRAMME</w:t>
+      </w:r>
+    </w:p>
+    <w:p>
+      <w:pPr>
+        <w:pStyle w:val="Doccasestudyheading"/>
+        <w:rPr>
+          <w:color w:val="EE0000"/>
+          <w:sz w:val="40"/>
+          <w:szCs w:val="300"/>
+        </w:rPr>
+      </w:pPr>
+      <w:r>
+        <w:rPr>
+          <w:color w:val="EE0000"/>
+          <w:sz w:val="40"/>
+          <w:szCs w:val="300"/>
+        </w:rPr>
+        <w:t xml:space="preserve">CONFIDENTIAL </w:t>
+      </w:r>
+      <w:r>
+        <w:rPr>
+          <w:color w:val="EE0000"/>
+          <w:sz w:val="40"/>
+          <w:szCs w:val="300"/>
+        </w:rPr>
+        <w:t>draft – PLEASE DO NOT SHARE</w:t>
       </w:r>
     </w:p>
     <w:p>
@@ -3560,6 +3597,7 @@
           <w:sz w:val="16"/>
           <w:szCs w:val="20"/>
         </w:rPr>
+        <w:lastRenderedPageBreak/>
         <w:t>Important notice and limitation of liability</w:t>
       </w:r>
     </w:p>
@@ -3639,6 +3677,7 @@
       </w:pPr>
       <w:bookmarkStart w:id="0" w:name="_Toc225169675"/>
       <w:r>
+        <w:lastRenderedPageBreak/>
         <w:t>Acknowledgements</w:t>
       </w:r>
       <w:bookmarkEnd w:id="0"/>
@@ -3840,6 +3879,7 @@
       </w:pPr>
       <w:bookmarkStart w:id="1" w:name="_Toc225169676"/>
       <w:r>
+        <w:lastRenderedPageBreak/>
         <w:t>Abbreviations and acronyms</w:t>
       </w:r>
       <w:bookmarkEnd w:id="1"/>
@@ -4141,6 +4181,7 @@
       </w:pPr>
       <w:bookmarkStart w:id="2" w:name="_Toc225169677"/>
       <w:r>
+        <w:lastRenderedPageBreak/>
         <w:t xml:space="preserve">Executive </w:t>
       </w:r>
       <w:r>
@@ -4532,6 +4573,7 @@
       </w:pPr>
       <w:bookmarkStart w:id="5" w:name="_Toc225169680"/>
       <w:r>
+        <w:lastRenderedPageBreak/>
         <w:t xml:space="preserve">Background </w:t>
       </w:r>
       <w:r>
@@ -4737,7 +4779,10 @@
         <w:footnoteReference w:id="3"/>
       </w:r>
       <w:r>
-        <w:t xml:space="preserve"> initiative, which includes a higher proportion of systems designed by specialists in low-temperature heating, shows an average SPF of 3.9</w:t>
+        <w:t xml:space="preserve"> initiative, which includes a higher proportion of systems </w:t>
+      </w:r>
+      <w:r>
+        <w:t>designed by specialists in low-temperature heating, shows an average SPF of 3.9</w:t>
       </w:r>
       <w:r>
         <w:t xml:space="preserve">. This difference equates to </w:t>
@@ -4890,7 +4935,11 @@
         <w:t>e</w:t>
       </w:r>
       <w:r>
-        <w:t>ven a well‑designed and commissioned system can perform poorly if control settings are changed without an understanding of the implications for efficiency and comfort.</w:t>
+        <w:t xml:space="preserve">ven a </w:t>
+      </w:r>
+      <w:r>
+        <w:lastRenderedPageBreak/>
+        <w:t>well‑designed and commissioned system can perform poorly if control settings are changed without an understanding of the implications for efficiency and comfort.</w:t>
       </w:r>
       <w:r>
         <w:t xml:space="preserve"> </w:t>
@@ -5139,7 +5188,11 @@
         <w:t xml:space="preserve">value </w:t>
       </w:r>
       <w:r>
-        <w:t>in setting performance thresholds if there is no mechanism to verify whether they are being met. This guide therefore treats specification and audit as two sides of the same coin, with Section 4 covering what to specify and Section 5 covering how to assure and verify quality in practice.</w:t>
+        <w:t xml:space="preserve">in setting performance thresholds if there is no mechanism to verify whether they are being met. This guide therefore treats specification and audit as two sides of the same </w:t>
+      </w:r>
+      <w:r>
+        <w:lastRenderedPageBreak/>
+        <w:t>coin, with Section 4 covering what to specify and Section 5 covering how to assure and verify quality in practice.</w:t>
       </w:r>
     </w:p>
     <w:p>
@@ -5202,7 +5255,10 @@
     </w:p>
     <w:p>
       <w:r>
-        <w:t>The government’s Warm Homes Plan represents a major investment in domestic retrofit, and local authorities will be expected to play a leading role in its delivery. Councils that develop strong procurement and quality assurance capabilities now will be better positioned to deliver at scale and deliver lower bills and healthier, more comfortable homes for residents.</w:t>
+        <w:t xml:space="preserve">The government’s Warm Homes Plan represents a major investment in domestic retrofit, and local authorities will be expected to play a leading role in its delivery. Councils that develop strong procurement and quality </w:t>
+      </w:r>
+      <w:r>
+        <w:t>assurance capabilities now will be better positioned to deliver at scale and deliver lower bills and healthier, more comfortable homes for residents.</w:t>
       </w:r>
     </w:p>
     <w:p>
@@ -5368,6 +5424,7 @@
         </w:numPr>
       </w:pPr>
       <w:r>
+        <w:lastRenderedPageBreak/>
         <w:t>d</w:t>
       </w:r>
       <w:r>
@@ -5463,7 +5520,10 @@
         <w:t>.org</w:t>
       </w:r>
       <w:r>
-        <w:t xml:space="preserve"> and Heat Pumps Unlocked (Lewis Litherland and James Law), alongside relevant industry guidance and standards. Bristol City Council’s existing technical guidance, which informed this document, was itself shaped by contributions from Simon Poskett (Heat Geek). Technical </w:t>
+        <w:t xml:space="preserve"> and Heat Pumps Unlocked (Lewis Litherland and James Law), alongside relevant industry guidance and standards. Bristol City Council’s existing technical guidance, which informed this document, was itself shaped by contributions from </w:t>
+      </w:r>
+      <w:r>
+        <w:t xml:space="preserve">Simon Poskett (Heat Geek). Technical </w:t>
       </w:r>
       <w:r>
         <w:t xml:space="preserve">review </w:t>
@@ -5530,6 +5590,7 @@
       </w:pPr>
       <w:bookmarkStart w:id="10" w:name="_Toc225169685"/>
       <w:r>
+        <w:lastRenderedPageBreak/>
         <w:t>The h</w:t>
       </w:r>
       <w:r>
@@ -5672,6 +5733,7 @@
         <w:rPr>
           <w:noProof/>
         </w:rPr>
+        <w:lastRenderedPageBreak/>
         <w:drawing>
           <wp:inline distT="0" distB="0" distL="0" distR="0" wp14:anchorId="3238EF5D" wp14:editId="3AEF6DF0">
             <wp:extent cx="9013971" cy="5372100"/>
@@ -5781,6 +5843,7 @@
       </w:pPr>
       <w:bookmarkStart w:id="11" w:name="_Toc225169686"/>
       <w:r>
+        <w:lastRenderedPageBreak/>
         <w:t>Case study: Bristol City Council’s heat pump delivery structure</w:t>
       </w:r>
       <w:bookmarkEnd w:id="11"/>
@@ -5835,6 +5898,7 @@
         <w:rPr>
           <w:noProof/>
         </w:rPr>
+        <w:lastRenderedPageBreak/>
         <mc:AlternateContent>
           <mc:Choice Requires="wps">
             <w:drawing>
@@ -6088,6 +6152,7 @@
       </w:pPr>
       <w:bookmarkStart w:id="12" w:name="_Toc225169687"/>
       <w:r>
+        <w:lastRenderedPageBreak/>
         <w:t xml:space="preserve">Five practical </w:t>
       </w:r>
       <w:r>
@@ -6269,7 +6334,10 @@
       </w:r>
       <w:r>
         <w:noBreakHyphen/>
-        <w:t xml:space="preserve">insulated home. Fabric improvements reduce the amount of heat required, whereas good </w:t>
+        <w:t xml:space="preserve">insulated home. Fabric improvements reduce the amount of heat </w:t>
+      </w:r>
+      <w:r>
+        <w:t xml:space="preserve">required, whereas good </w:t>
       </w:r>
       <w:r>
         <w:t xml:space="preserve">heat pump </w:t>
@@ -6490,7 +6558,11 @@
         </w:rPr>
       </w:pPr>
       <w:r>
-        <w:t xml:space="preserve">Baseline accreditation, minimum compliance and product lists do not guarantee predictable comfort, running costs or resident satisfaction. Specifications that focus on outcomes rather than components give contract managers clearer levers to interrogate bids, verify delivery and intervene where systems fall short. By clearly articulating expectations, using proportionate monitoring to assess performance, and sharing delivery risk appropriately, </w:t>
+        <w:t xml:space="preserve">Baseline accreditation, minimum compliance and product lists do not guarantee predictable comfort, running costs or resident satisfaction. Specifications that focus on outcomes rather than components give </w:t>
+      </w:r>
+      <w:r>
+        <w:lastRenderedPageBreak/>
+        <w:t xml:space="preserve">contract managers clearer levers to interrogate bids, verify delivery and intervene where systems fall short. By clearly articulating expectations, using proportionate monitoring to assess performance, and sharing delivery risk appropriately, </w:t>
       </w:r>
       <w:r>
         <w:t>social landlords</w:t>
@@ -6783,6 +6855,7 @@
         </w:numPr>
       </w:pPr>
       <w:r>
+        <w:lastRenderedPageBreak/>
         <w:t>Consider bundling proactive maintenance and extended warranties into the main installation contract</w:t>
       </w:r>
       <w:r>
@@ -6900,7 +6973,10 @@
         <w:br/>
       </w:r>
       <w:r>
-        <w:t xml:space="preserve">Weather compensation is central to efficient heat pump operation. A correctly configured weather compensation curve adjusts the system’s flow temperature in response to outdoor conditions, maintaining comfortable indoor temperatures while keeping the system running at the lowest effective temperature. However, the curve needs to be calibrated to the specific property after installation, and this is often missed or done poorly. Installers may set the curve too high and rely on thermostatic on/off controls to limit indoor temperatures, which undermines the efficiency benefits of low-temperature operation. A follow-up </w:t>
+        <w:t xml:space="preserve">Weather compensation is central to efficient heat pump operation. A correctly configured weather compensation curve adjusts the system’s flow temperature in response to outdoor conditions, maintaining comfortable indoor temperatures while keeping the system running at the lowest effective temperature. However, the curve needs to be calibrated to the specific property after installation, and this is often missed or done poorly. </w:t>
+      </w:r>
+      <w:r>
+        <w:t xml:space="preserve">Installers may set the curve too high and rely on thermostatic on/off controls to limit indoor temperatures, which undermines the efficiency benefits of low-temperature operation. A follow-up </w:t>
       </w:r>
       <w:proofErr w:type="gramStart"/>
       <w:r>
@@ -7073,7 +7149,16 @@
           <w:szCs w:val="20"/>
           <w:lang w:eastAsia="en-GB"/>
         </w:rPr>
-        <w:t xml:space="preserve">Focus engagement on what will feel different with a heat pump (longer run times, lower radiator temperatures, steady background heat), how to adjust settings safely, and how to get help if something doesn’t feel right. </w:t>
+        <w:t xml:space="preserve">Focus engagement on what will feel different with a heat pump (longer run times, lower radiator temperatures, steady background </w:t>
+      </w:r>
+      <w:r>
+        <w:rPr>
+          <w:rFonts w:asciiTheme="minorHAnsi" w:eastAsia="Times New Roman" w:hAnsiTheme="minorHAnsi" w:cs="Segoe UI"/>
+          <w:szCs w:val="20"/>
+          <w:lang w:eastAsia="en-GB"/>
+        </w:rPr>
+        <w:lastRenderedPageBreak/>
+        <w:t xml:space="preserve">heat), how to adjust settings safely, and how to get help if something doesn’t feel right. </w:t>
       </w:r>
     </w:p>
     <w:p>
@@ -7296,7 +7381,10 @@
     </w:p>
     <w:p>
       <w:r>
-        <w:t>Efficient heat pump operation requires residents to use their heating differently. Heat pumps perform best when running for longer periods at lower temperatures, maintaining a comfortable and steady indoor environment rather than providing short bursts of high-temperature heat. For residents accustomed to gas boilers, this means moving away from switching the heating on and off twice a day, closing off unused rooms, or boosting the system when it feels cold. Instead, the aim is to maintain a comfortable temperature across the whole home, with the system running at low intensity for extended periods.</w:t>
+        <w:t xml:space="preserve">Efficient heat pump operation requires residents to use their heating differently. Heat pumps perform best when running for longer periods at lower temperatures, maintaining a comfortable and steady indoor environment rather than providing short bursts of high-temperature heat. For residents accustomed to gas boilers, this means moving away from switching the heating on and off twice a day, closing off unused rooms, or boosting the system when it feels cold. Instead, the aim is to maintain a </w:t>
+      </w:r>
+      <w:r>
+        <w:t>comfortable temperature across the whole home, with the system running at low intensity for extended periods.</w:t>
       </w:r>
     </w:p>
     <w:p>
@@ -7362,7 +7450,11 @@
         <w:t>social housing deliver teams</w:t>
       </w:r>
       <w:r>
-        <w:t xml:space="preserve"> looking to deepen their understanding of heat pump performance, installation quality and sector developments:</w:t>
+        <w:t xml:space="preserve"> looking to deepen their </w:t>
+      </w:r>
+      <w:r>
+        <w:lastRenderedPageBreak/>
+        <w:t>understanding of heat pump performance, installation quality and sector developments:</w:t>
       </w:r>
     </w:p>
     <w:p>
@@ -7611,6 +7703,7 @@
       </w:pPr>
       <w:bookmarkStart w:id="18" w:name="_Toc225169693"/>
       <w:r>
+        <w:lastRenderedPageBreak/>
         <w:t xml:space="preserve">Procurement </w:t>
       </w:r>
       <w:r>
@@ -7833,7 +7926,11 @@
       </w:r>
       <w:r>
         <w:noBreakHyphen/>
-        <w:t>water heat pumps, but where several coincide, alternative technologies or shared solutions may offer a more deliverable and lower</w:t>
+        <w:t xml:space="preserve">water heat pumps, but where several coincide, alternative technologies or shared </w:t>
+      </w:r>
+      <w:r>
+        <w:lastRenderedPageBreak/>
+        <w:t>solutions may offer a more deliverable and lower</w:t>
       </w:r>
       <w:r>
         <w:noBreakHyphen/>
@@ -8021,6 +8118,7 @@
       <w:bookmarkStart w:id="20" w:name="_Ref222700396"/>
       <w:bookmarkStart w:id="21" w:name="_Toc225169695"/>
       <w:r>
+        <w:lastRenderedPageBreak/>
         <w:t>Installer competence requirements</w:t>
       </w:r>
       <w:bookmarkEnd w:id="20"/>
@@ -8169,7 +8267,10 @@
         <w:t>Social landlords</w:t>
       </w:r>
       <w:r>
-        <w:t xml:space="preserve"> should understand this distinction and satisfy themselves that the individuals carrying out design and installation have the necessary competence, regardless of the accreditation route.</w:t>
+        <w:t xml:space="preserve"> should understand this distinction and satisfy themselves that the </w:t>
+      </w:r>
+      <w:r>
+        <w:t>individuals carrying out design and installation have the necessary competence, regardless of the accreditation route.</w:t>
       </w:r>
     </w:p>
     <w:p>
@@ -8459,6 +8560,7 @@
     </w:p>
     <w:p>
       <w:r>
+        <w:lastRenderedPageBreak/>
         <w:t>Installers should also demonstrate their commitment to the long-term performance of the system by giving examples of:</w:t>
       </w:r>
     </w:p>
@@ -9239,6 +9341,7 @@
         </w:numPr>
       </w:pPr>
       <w:r>
+        <w:lastRenderedPageBreak/>
         <w:t>MCS Certified for heat pump installation (either own accreditation or under an Umbrella Scheme)</w:t>
       </w:r>
     </w:p>
@@ -9596,6 +9699,7 @@
           <w:szCs w:val="20"/>
           <w:lang w:eastAsia="en-GB"/>
         </w:rPr>
+        <w:lastRenderedPageBreak/>
         <w:t xml:space="preserve">Encourage a collaborative approach to building competence — not just within the installer workforce, but also across your own procurement and delivery teams. Everyone is learning, and progress depends on open dialogue and shared experience. Look for installers who actively support knowledge-sharing: </w:t>
       </w:r>
       <w:r>
@@ -9624,6 +9728,7 @@
       </w:pPr>
       <w:bookmarkStart w:id="22" w:name="_Toc225169696"/>
       <w:r>
+        <w:lastRenderedPageBreak/>
         <w:t>Heat loss calculation methodologies</w:t>
       </w:r>
       <w:bookmarkEnd w:id="22"/>
@@ -10187,6 +10292,7 @@
           <w:i/>
           <w:iCs/>
         </w:rPr>
+        <w:lastRenderedPageBreak/>
         <w:t xml:space="preserve">For detailed discussion of these factors and their impact on heat loss accuracy, see the CIBSE Domestic Heating Design Guide (2026), Chapter 2, and the </w:t>
       </w:r>
       <w:hyperlink r:id="rId27" w:history="1">
@@ -10655,6 +10761,7 @@
       <w:bookmarkStart w:id="25" w:name="_Ref225116285"/>
       <w:bookmarkStart w:id="26" w:name="_Toc225169697"/>
       <w:r>
+        <w:lastRenderedPageBreak/>
         <w:t>System design temperature limits</w:t>
       </w:r>
       <w:bookmarkEnd w:id="23"/>
@@ -11003,7 +11110,11 @@
         <w:t xml:space="preserve">onventional heating systems use </w:t>
       </w:r>
       <w:r>
-        <w:t xml:space="preserve">100-250mm spacings, </w:t>
+        <w:t xml:space="preserve">100-250mm </w:t>
+      </w:r>
+      <w:r>
+        <w:lastRenderedPageBreak/>
+        <w:t xml:space="preserve">spacings, </w:t>
       </w:r>
       <w:hyperlink r:id="rId31" w:history="1">
         <w:r>
@@ -11222,6 +11333,7 @@
       </w:pPr>
       <w:bookmarkStart w:id="28" w:name="_Toc225169698"/>
       <w:r>
+        <w:lastRenderedPageBreak/>
         <w:t>SCOP performance requirements</w:t>
       </w:r>
       <w:bookmarkEnd w:id="28"/>
@@ -11568,6 +11680,7 @@
         </w:numPr>
       </w:pPr>
       <w:r>
+        <w:lastRenderedPageBreak/>
         <w:t>Provisional COP</w:t>
       </w:r>
       <w:r>
@@ -11880,6 +11993,7 @@
       </w:pPr>
       <w:bookmarkStart w:id="29" w:name="_Toc225169699"/>
       <w:r>
+        <w:lastRenderedPageBreak/>
         <w:t>Emitter sizing</w:t>
       </w:r>
       <w:bookmarkEnd w:id="29"/>
@@ -12133,6 +12247,7 @@
       </w:pPr>
       <w:bookmarkStart w:id="30" w:name="_Toc225169700"/>
       <w:r>
+        <w:lastRenderedPageBreak/>
         <w:t>Pipework requirements</w:t>
       </w:r>
       <w:bookmarkEnd w:id="30"/>
@@ -12317,6 +12432,7 @@
         </w:numPr>
       </w:pPr>
       <w:r>
+        <w:lastRenderedPageBreak/>
         <w:t xml:space="preserve">The installer must </w:t>
       </w:r>
       <w:r>
@@ -12783,6 +12899,7 @@
         </w:numPr>
       </w:pPr>
       <w:r>
+        <w:lastRenderedPageBreak/>
         <w:t>Installers should confirm that flushing has been completed as part of commissioning.</w:t>
       </w:r>
     </w:p>
@@ -12851,6 +12968,7 @@
       </w:pPr>
       <w:bookmarkStart w:id="31" w:name="_Toc225169701"/>
       <w:r>
+        <w:lastRenderedPageBreak/>
         <w:t>Hot water cylinder requirements</w:t>
       </w:r>
       <w:bookmarkEnd w:id="31"/>
@@ -13214,7 +13332,11 @@
         <w:t xml:space="preserve">Hysteresis explainer: </w:t>
       </w:r>
       <w:r>
-        <w:t>hysteresis is the temperature gap between when the system switches on to reheat the cylinder and when it switches off. A wider hysteresis reduces short‑cycling but allows a larger swing in hot water temperature; a narrower hysteresis maintains tighter temperature control but can increase cycling.</w:t>
+        <w:t xml:space="preserve">hysteresis is the temperature gap between when the system switches on to reheat the cylinder and when it switches off. </w:t>
+      </w:r>
+      <w:r>
+        <w:lastRenderedPageBreak/>
+        <w:t>A wider hysteresis reduces short‑cycling but allows a larger swing in hot water temperature; a narrower hysteresis maintains tighter temperature control but can increase cycling.</w:t>
       </w:r>
     </w:p>
     <w:p>
@@ -13639,6 +13761,7 @@
       </w:pPr>
       <w:bookmarkStart w:id="32" w:name="_Toc225169702"/>
       <w:r>
+        <w:lastRenderedPageBreak/>
         <w:t>Controls and weather compensation</w:t>
       </w:r>
       <w:bookmarkEnd w:id="32"/>
@@ -13882,6 +14005,7 @@
     </w:p>
     <w:p>
       <w:r>
+        <w:lastRenderedPageBreak/>
         <w:t xml:space="preserve">Resident controls must be simple, intuitive, and clearly explained. Poor usability can lead to tampering, inefficiency, or dissatisfaction. </w:t>
       </w:r>
     </w:p>
@@ -14021,7 +14145,10 @@
     </w:p>
     <w:p>
       <w:r>
-        <w:t>Hot water production should normally be provided by the heat pump rather than the immersion heater. Many modern R290 heat pumps can meet legionella control requirements without using an immersion heater. Where an immersion heater is installed, it should be reserved for emergency backup only, not for routine hot water production.</w:t>
+        <w:t xml:space="preserve">Hot water production should normally be provided by the heat pump rather than the immersion heater. Many modern R290 heat pumps can meet </w:t>
+      </w:r>
+      <w:r>
+        <w:t>legionella control requirements without using an immersion heater. Where an immersion heater is installed, it should be reserved for emergency backup only, not for routine hot water production.</w:t>
       </w:r>
     </w:p>
     <w:p>
@@ -14231,6 +14358,7 @@
         </w:numPr>
       </w:pPr>
       <w:r>
+        <w:lastRenderedPageBreak/>
         <w:t>lockable settings</w:t>
       </w:r>
     </w:p>
@@ -14649,6 +14777,7 @@
       </w:pPr>
       <w:bookmarkStart w:id="33" w:name="_Toc225169703"/>
       <w:r>
+        <w:lastRenderedPageBreak/>
         <w:t>Commissioning requirements</w:t>
       </w:r>
       <w:bookmarkEnd w:id="33"/>
@@ -14948,6 +15077,7 @@
         <w:pStyle w:val="Heading3"/>
       </w:pPr>
       <w:r>
+        <w:lastRenderedPageBreak/>
         <w:t>Notes for procurement teams</w:t>
       </w:r>
     </w:p>
@@ -15052,6 +15182,7 @@
       </w:pPr>
       <w:bookmarkStart w:id="34" w:name="_Toc225169704"/>
       <w:r>
+        <w:lastRenderedPageBreak/>
         <w:t>Handover requirements</w:t>
       </w:r>
       <w:bookmarkEnd w:id="34"/>
@@ -15376,6 +15507,7 @@
         <w:pStyle w:val="Heading3"/>
       </w:pPr>
       <w:r>
+        <w:lastRenderedPageBreak/>
         <w:t>Notes for procurement teams</w:t>
       </w:r>
     </w:p>
@@ -15460,6 +15592,7 @@
       </w:pPr>
       <w:bookmarkStart w:id="35" w:name="_Toc225169705"/>
       <w:r>
+        <w:lastRenderedPageBreak/>
         <w:t>Resident support provisions</w:t>
       </w:r>
       <w:bookmarkEnd w:id="35"/>
@@ -15767,6 +15900,7 @@
         </w:numPr>
       </w:pPr>
       <w:r>
+        <w:lastRenderedPageBreak/>
         <w:t>The installer</w:t>
       </w:r>
       <w:r>
@@ -15841,6 +15975,7 @@
       </w:pPr>
       <w:bookmarkStart w:id="36" w:name="_Toc225169706"/>
       <w:r>
+        <w:lastRenderedPageBreak/>
         <w:t xml:space="preserve">Quality </w:t>
       </w:r>
       <w:r>
@@ -16247,7 +16382,16 @@
           <w:szCs w:val="20"/>
           <w:lang w:eastAsia="en-GB"/>
         </w:rPr>
-        <w:t xml:space="preserve"> log which tracks design vs actual performance and follow-up dates) and should be submitted to you for review. By contractually mandating this documentation, you create a feedback loop to verify competence: installers know their work will be scrutinized and must stand up to performance checks. In addition, consider linking a portion of payment or retention to successful performance verification (for example, releasing final retention only after the system achieves the promised efficiency in real use), as this further motivates installers to apply their highest competence.</w:t>
+        <w:t xml:space="preserve"> log which tracks design vs </w:t>
+      </w:r>
+      <w:r>
+        <w:rPr>
+          <w:rFonts w:asciiTheme="minorHAnsi" w:eastAsia="Times New Roman" w:hAnsiTheme="minorHAnsi" w:cs="Segoe UI"/>
+          <w:szCs w:val="20"/>
+          <w:lang w:eastAsia="en-GB"/>
+        </w:rPr>
+        <w:lastRenderedPageBreak/>
+        <w:t>actual performance and follow-up dates) and should be submitted to you for review. By contractually mandating this documentation, you create a feedback loop to verify competence: installers know their work will be scrutinized and must stand up to performance checks. In addition, consider linking a portion of payment or retention to successful performance verification (for example, releasing final retention only after the system achieves the promised efficiency in real use), as this further motivates installers to apply their highest competence.</w:t>
       </w:r>
     </w:p>
     <w:p/>
@@ -16441,6 +16585,7 @@
         </w:numPr>
       </w:pPr>
       <w:r>
+        <w:lastRenderedPageBreak/>
         <w:t>i</w:t>
       </w:r>
       <w:r>
@@ -16622,6 +16767,7 @@
       </w:pPr>
       <w:bookmarkStart w:id="40" w:name="_Toc225169710"/>
       <w:r>
+        <w:lastRenderedPageBreak/>
         <w:t xml:space="preserve">Resident </w:t>
       </w:r>
       <w:r>
@@ -16837,6 +16983,7 @@
       </w:pPr>
       <w:bookmarkStart w:id="44" w:name="_Toc225169714"/>
       <w:r>
+        <w:lastRenderedPageBreak/>
         <w:t>Post-install support</w:t>
       </w:r>
       <w:bookmarkEnd w:id="44"/>
@@ -17042,6 +17189,7 @@
       </w:pPr>
       <w:bookmarkStart w:id="46" w:name="_Toc225169716"/>
       <w:r>
+        <w:lastRenderedPageBreak/>
         <w:t xml:space="preserve">Innovative </w:t>
       </w:r>
       <w:r>
@@ -17157,7 +17305,10 @@
         <w:br/>
       </w:r>
       <w:r>
-        <w:t xml:space="preserve">Devices and software that dynamically adjust flow temperatures, heating schedules and hot water production in response to weather, occupancy and tariff signals. Products such as </w:t>
+        <w:t xml:space="preserve">Devices and software that dynamically adjust flow temperatures, heating schedules and hot water production in response to weather, occupancy and </w:t>
+      </w:r>
+      <w:r>
+        <w:t xml:space="preserve">tariff signals. Products such as </w:t>
       </w:r>
       <w:proofErr w:type="spellStart"/>
       <w:r>
@@ -17232,6 +17383,7 @@
       </w:pPr>
       <w:bookmarkStart w:id="48" w:name="_Toc225169718"/>
       <w:r>
+        <w:lastRenderedPageBreak/>
         <w:t>Final thought: m</w:t>
       </w:r>
       <w:r>
@@ -17476,15 +17628,7 @@
         <w:t>12-month</w:t>
       </w:r>
       <w:r>
-        <w:t xml:space="preserve"> period. SPF is the actual efficiency of the heating system. </w:t>
-      </w:r>
-      <w:proofErr w:type="spellStart"/>
-      <w:r>
-        <w:t>eSCOP</w:t>
-      </w:r>
-      <w:proofErr w:type="spellEnd"/>
-      <w:r>
-        <w:t xml:space="preserve"> measures heating system efficiency and adjusts by weighting electricity use against the price paid per kWh, to give a picture of the price paid for the year.</w:t>
+        <w:t xml:space="preserve"> period. SPF is the actual efficiency of the heating system. eSCOP measures heating system efficiency and adjusts by weighting electricity use against the price paid per kWh, to give a picture of the price paid for the year.</w:t>
       </w:r>
     </w:p>
   </w:footnote>
@@ -17515,7 +17659,45 @@
   <w:p>
     <w:pPr>
       <w:pStyle w:val="Header"/>
+      <w:jc w:val="center"/>
+      <w:rPr>
+        <w:color w:val="EE0000"/>
+        <w:sz w:val="28"/>
+        <w:szCs w:val="36"/>
+      </w:rPr>
     </w:pPr>
+    <w:r>
+      <w:rPr>
+        <w:color w:val="EE0000"/>
+        <w:sz w:val="28"/>
+        <w:szCs w:val="36"/>
+      </w:rPr>
+      <w:t xml:space="preserve">CONFIDENTIAL </w:t>
+    </w:r>
+    <w:r>
+      <w:rPr>
+        <w:color w:val="EE0000"/>
+        <w:sz w:val="28"/>
+        <w:szCs w:val="36"/>
+      </w:rPr>
+      <w:t>DRAFT</w:t>
+    </w:r>
+    <w:r>
+      <w:rPr>
+        <w:color w:val="EE0000"/>
+        <w:sz w:val="28"/>
+        <w:szCs w:val="36"/>
+      </w:rPr>
+      <w:t xml:space="preserve"> </w:t>
+    </w:r>
+    <w:r>
+      <w:rPr>
+        <w:color w:val="EE0000"/>
+        <w:sz w:val="28"/>
+        <w:szCs w:val="36"/>
+      </w:rPr>
+      <w:t>– PLEASE DO NOT SHARE</w:t>
+    </w:r>
   </w:p>
 </w:hdr>
 </file>
@@ -28494,19 +28676,10 @@
 </file>
 
 <file path=customXml/item1.xml><?xml version="1.0" encoding="utf-8"?>
-<?mso-contentType ?>
-<FormTemplates xmlns="http://schemas.microsoft.com/sharepoint/v3/contenttype/forms">
-  <Display>DocumentLibraryForm</Display>
-  <Edit>DocumentLibraryForm</Edit>
-  <New>DocumentLibraryForm</New>
-</FormTemplates>
+<b:Sources xmlns:b="http://schemas.openxmlformats.org/officeDocument/2006/bibliography" xmlns="http://schemas.openxmlformats.org/officeDocument/2006/bibliography" SelectedStyle="\APASixthEditionOfficeOnline.xsl" StyleName="APA" Version="6"/>
 </file>
 
 <file path=customXml/item2.xml><?xml version="1.0" encoding="utf-8"?>
-<b:Sources xmlns:b="http://schemas.openxmlformats.org/officeDocument/2006/bibliography" xmlns="http://schemas.openxmlformats.org/officeDocument/2006/bibliography" SelectedStyle="\APASixthEditionOfficeOnline.xsl" StyleName="APA" Version="6"/>
-</file>
-
-<file path=customXml/item3.xml><?xml version="1.0" encoding="utf-8"?>
 <p:properties xmlns:p="http://schemas.microsoft.com/office/2006/metadata/properties" xmlns:xsi="http://www.w3.org/2001/XMLSchema-instance" xmlns:pc="http://schemas.microsoft.com/office/infopath/2007/PartnerControls">
   <documentManagement>
     <TaxCatchAll xmlns="e5329567-57f5-48f6-9fe8-cfa65b24cee4" xsi:nil="true"/>
@@ -28517,7 +28690,7 @@
 </p:properties>
 </file>
 
-<file path=customXml/item4.xml><?xml version="1.0" encoding="utf-8"?>
+<file path=customXml/item3.xml><?xml version="1.0" encoding="utf-8"?>
 <ct:contentTypeSchema xmlns:ct="http://schemas.microsoft.com/office/2006/metadata/contentType" xmlns:ma="http://schemas.microsoft.com/office/2006/metadata/properties/metaAttributes" ct:_="" ma:_="" ma:contentTypeName="Document" ma:contentTypeID="0x01010025D9322D8AE7714AA501557EC2EC0205" ma:contentTypeVersion="14" ma:contentTypeDescription="Create a new document." ma:contentTypeScope="" ma:versionID="2db9d3ef9b82d2f1fef8aad7900aec43">
   <xsd:schema xmlns:xsd="http://www.w3.org/2001/XMLSchema" xmlns:xs="http://www.w3.org/2001/XMLSchema" xmlns:p="http://schemas.microsoft.com/office/2006/metadata/properties" xmlns:ns2="20b22e59-9268-4a46-a82d-ff2df57460af" xmlns:ns3="e5329567-57f5-48f6-9fe8-cfa65b24cee4" targetNamespace="http://schemas.microsoft.com/office/2006/metadata/properties" ma:root="true" ma:fieldsID="d0d56e3ae3ec7347421fb42945ea35fe" ns2:_="" ns3:_="">
     <xsd:import namespace="20b22e59-9268-4a46-a82d-ff2df57460af"/>
@@ -28746,15 +28919,16 @@
 </ct:contentTypeSchema>
 </file>
 
-<file path=customXml/itemProps1.xml><?xml version="1.0" encoding="utf-8"?>
-<ds:datastoreItem xmlns:ds="http://schemas.openxmlformats.org/officeDocument/2006/customXml" ds:itemID="{21D2615B-0538-40C9-818C-2419F7857B30}">
-  <ds:schemaRefs>
-    <ds:schemaRef ds:uri="http://schemas.microsoft.com/sharepoint/v3/contenttype/forms"/>
-  </ds:schemaRefs>
-</ds:datastoreItem>
+<file path=customXml/item4.xml><?xml version="1.0" encoding="utf-8"?>
+<?mso-contentType ?>
+<FormTemplates xmlns="http://schemas.microsoft.com/sharepoint/v3/contenttype/forms">
+  <Display>DocumentLibraryForm</Display>
+  <Edit>DocumentLibraryForm</Edit>
+  <New>DocumentLibraryForm</New>
+</FormTemplates>
 </file>
 
-<file path=customXml/itemProps2.xml><?xml version="1.0" encoding="utf-8"?>
+<file path=customXml/itemProps1.xml><?xml version="1.0" encoding="utf-8"?>
 <ds:datastoreItem xmlns:ds="http://schemas.openxmlformats.org/officeDocument/2006/customXml" ds:itemID="{CDFD7644-3F7F-4A63-AADC-61BA1AED2C8C}">
   <ds:schemaRefs>
     <ds:schemaRef ds:uri="http://schemas.openxmlformats.org/officeDocument/2006/bibliography"/>
@@ -28762,7 +28936,7 @@
 </ds:datastoreItem>
 </file>
 
-<file path=customXml/itemProps3.xml><?xml version="1.0" encoding="utf-8"?>
+<file path=customXml/itemProps2.xml><?xml version="1.0" encoding="utf-8"?>
 <ds:datastoreItem xmlns:ds="http://schemas.openxmlformats.org/officeDocument/2006/customXml" ds:itemID="{C18CD4E5-DD4E-4587-9714-9DCB21D46E26}">
   <ds:schemaRefs>
     <ds:schemaRef ds:uri="http://schemas.microsoft.com/office/2006/metadata/properties"/>
@@ -28773,7 +28947,7 @@
 </ds:datastoreItem>
 </file>
 
-<file path=customXml/itemProps4.xml><?xml version="1.0" encoding="utf-8"?>
+<file path=customXml/itemProps3.xml><?xml version="1.0" encoding="utf-8"?>
 <ds:datastoreItem xmlns:ds="http://schemas.openxmlformats.org/officeDocument/2006/customXml" ds:itemID="{7F3CEBB6-CE2F-48A8-9C44-5158D5DB452E}">
   <ds:schemaRefs>
     <ds:schemaRef ds:uri="http://schemas.microsoft.com/office/2006/metadata/contentType"/>
@@ -28792,6 +28966,14 @@
 </ds:datastoreItem>
 </file>
 
+<file path=customXml/itemProps4.xml><?xml version="1.0" encoding="utf-8"?>
+<ds:datastoreItem xmlns:ds="http://schemas.openxmlformats.org/officeDocument/2006/customXml" ds:itemID="{21D2615B-0538-40C9-818C-2419F7857B30}">
+  <ds:schemaRefs>
+    <ds:schemaRef ds:uri="http://schemas.microsoft.com/sharepoint/v3/contenttype/forms"/>
+  </ds:schemaRefs>
+</ds:datastoreItem>
+</file>
+
 <file path=docMetadata/LabelInfo.xml><?xml version="1.0" encoding="utf-8"?>
 <clbl:labelList xmlns:clbl="http://schemas.microsoft.com/office/2020/mipLabelMetadata">
   <clbl:label id="{96e14e5a-57ac-48d7-851d-12f54eff5a60}" enabled="0" method="" siteId="{96e14e5a-57ac-48d7-851d-12f54eff5a60}" removed="1"/>
